--- a/resources/form_templates/ley_47_25/FORM-SIG-007-007_Formato_Debida_Diligencia_Externa_Simplificada.docx
+++ b/resources/form_templates/ley_47_25/FORM-SIG-007-007_Formato_Debida_Diligencia_Externa_Simplificada.docx
@@ -315,7 +315,7 @@
                 <w:sz w:val="22"/>
                 <w:lang w:val="es-ES_tradnl"/>
               </w:rPr>
-              <w:t xml:space="preserve">Firma: [Firma del gerente de su empresa]</w:t>
+              <w:t xml:space="preserve">Firma: ${img_firma}</w:t>
             </w:r>
           </w:p>
         </w:tc>

--- a/resources/form_templates/ley_47_25/FORM-SIG-007-007_Formato_Debida_Diligencia_Externa_Simplificada.docx
+++ b/resources/form_templates/ley_47_25/FORM-SIG-007-007_Formato_Debida_Diligencia_Externa_Simplificada.docx
@@ -2897,6 +2897,17 @@
       <w:cols w:space="708"/>
       <w:docGrid w:linePitch="360"/>
     </w:sectPr>
+    <w:p>
+      <w:pPr>
+        <w:jc w:val="center"/>
+      </w:pPr>
+      <w:r>
+        <w:rPr>
+          <w:sz w:val="20"/>
+        </w:rPr>
+        <w:t>${img_sello}</w:t>
+      </w:r>
+    </w:p>
   </w:body>
 </w:document>
 </file>

--- a/resources/form_templates/ley_47_25/FORM-SIG-007-007_Formato_Debida_Diligencia_Externa_Simplificada.docx
+++ b/resources/form_templates/ley_47_25/FORM-SIG-007-007_Formato_Debida_Diligencia_Externa_Simplificada.docx
@@ -297,27 +297,50 @@
             <w:tcW w:w="9924" w:type="dxa"/>
             <w:vAlign w:val="center"/>
           </w:tcPr>
-          <w:p>
-            <w:pPr>
-              <w:rPr>
-                <w:rFonts w:ascii="Tahoma" w:hAnsi="Tahoma" w:cs="Tahoma"/>
-                <w:b/>
-                <w:bCs/>
-                <w:sz w:val="22"/>
-                <w:lang w:val="es-ES_tradnl"/>
-              </w:rPr>
-            </w:pPr>
-            <w:r>
-              <w:rPr>
-                <w:rFonts w:ascii="Tahoma" w:hAnsi="Tahoma" w:cs="Tahoma"/>
-                <w:b/>
-                <w:bCs/>
-                <w:sz w:val="22"/>
-                <w:lang w:val="es-ES_tradnl"/>
-              </w:rPr>
-              <w:t xml:space="preserve">Firma: ${img_firma}</w:t>
-            </w:r>
-          </w:p>
+          <w:tbl>
+            <w:tblPr>
+              <w:tblW w:w="0" w:type="auto"/>
+              <w:tblBorders>
+                <w:top w:val="none" w:sz="0" w:space="0" w:color="auto"/>
+                <w:left w:val="none" w:sz="0" w:space="0" w:color="auto"/>
+                <w:bottom w:val="none" w:sz="0" w:space="0" w:color="auto"/>
+                <w:right w:val="none" w:sz="0" w:space="0" w:color="auto"/>
+                <w:insideH w:val="none" w:sz="0" w:space="0" w:color="auto"/>
+                <w:insideV w:val="none" w:sz="0" w:space="0" w:color="auto"/>
+              </w:tblBorders>
+              <w:jc w:val="center"/>
+            </w:tblPr>
+            <w:tr>
+              <w:tc>
+                <w:tcPr>
+                  <w:tcW w:w="4800" w:type="dxa"/>
+                  <w:vAlign w:val="bottom"/>
+                </w:tcPr>
+                <w:p>
+                  <w:pPr>
+                    <w:jc w:val="center"/>
+                  </w:pPr>
+                  <w:r>
+                    <w:t>${img_firma}</w:t>
+                  </w:r>
+                </w:p>
+              </w:tc>
+              <w:tc>
+                <w:tcPr>
+                  <w:tcW w:w="4800" w:type="dxa"/>
+                  <w:vAlign w:val="bottom"/>
+                </w:tcPr>
+                <w:p>
+                  <w:pPr>
+                    <w:jc w:val="center"/>
+                  </w:pPr>
+                  <w:r>
+                    <w:t>${img_sello}</w:t>
+                  </w:r>
+                </w:p>
+              </w:tc>
+            </w:tr>
+          </w:tbl>
         </w:tc>
       </w:tr>
     </w:tbl>
@@ -2897,17 +2920,6 @@
       <w:cols w:space="708"/>
       <w:docGrid w:linePitch="360"/>
     </w:sectPr>
-    <w:p>
-      <w:pPr>
-        <w:jc w:val="center"/>
-      </w:pPr>
-      <w:r>
-        <w:rPr>
-          <w:sz w:val="20"/>
-        </w:rPr>
-        <w:t>${img_sello}</w:t>
-      </w:r>
-    </w:p>
   </w:body>
 </w:document>
 </file>

--- a/resources/form_templates/ley_47_25/FORM-SIG-007-007_Formato_Debida_Diligencia_Externa_Simplificada.docx
+++ b/resources/form_templates/ley_47_25/FORM-SIG-007-007_Formato_Debida_Diligencia_Externa_Simplificada.docx
@@ -283,7 +283,7 @@
                 <w:sz w:val="22"/>
                 <w:lang w:val="es-ES_tradnl"/>
               </w:rPr>
-              <w:t xml:space="preserve">Fecha: 18/03/2026</w:t>
+              <w:t xml:space="preserve">Fecha: ${fecha}</w:t>
             </w:r>
           </w:p>
         </w:tc>
@@ -660,7 +660,7 @@
                 <w:szCs w:val="22"/>
                 <w:lang w:val="es-ES_tradnl"/>
               </w:rPr>
-              <w:t xml:space="preserve">Teléfono: 8095600459</w:t>
+              <w:t xml:space="preserve">Teléfono: ${empresa_telefono}</w:t>
             </w:r>
           </w:p>
         </w:tc>
@@ -2812,7 +2812,7 @@
                 <w:szCs w:val="28"/>
                 <w:lang w:val="es-ES_tradnl"/>
               </w:rPr>
-              <w:t xml:space="preserve">Fecha: 18/03/2026</w:t>
+              <w:t xml:space="preserve">Fecha: ${fecha}</w:t>
             </w:r>
             <w:r>
               <w:rPr>
